--- a/labs/lab02/report/os-intro-lab02-os-intro-lab02-report.docx
+++ b/labs/lab02/report/os-intro-lab02-os-intro-lab02-report.docx
@@ -138,7 +138,7 @@
       </w:r>
     </w:p>
     <w:bookmarkEnd w:id="22"/>
-    <w:bookmarkStart w:id="47" w:name="выполнение-лабораторной-работы"/>
+    <w:bookmarkStart w:id="98" w:name="выполнение-лабораторной-работы"/>
     <w:p>
       <w:pPr>
         <w:pStyle w:val="Heading1"/>
@@ -147,7 +147,7 @@
         <w:t xml:space="preserve">4. Выполнение лабораторной работы</w:t>
       </w:r>
     </w:p>
-    <w:bookmarkStart w:id="25" w:name="установка-программного-обеспечения"/>
+    <w:bookmarkStart w:id="31" w:name="установка-программного-обеспечения"/>
     <w:p>
       <w:pPr>
         <w:pStyle w:val="Heading2"/>
@@ -188,12 +188,54 @@
       <w:tr>
         <w:tc>
           <w:tcPr/>
-          <w:bookmarkStart w:id="23" w:name="fig-001"/>
+          <w:bookmarkStart w:id="26" w:name="fig-001"/>
           <w:p>
             <w:pPr>
               <w:pStyle w:val="Compact"/>
               <w:jc w:val="center"/>
             </w:pPr>
+            <w:r>
+              <w:drawing>
+                <wp:inline>
+                  <wp:extent cx="3733800" cy="1027180"/>
+                  <wp:effectExtent b="0" l="0" r="0" t="0"/>
+                  <wp:docPr descr="" title="" id="24" name="Picture"/>
+                  <a:graphic>
+                    <a:graphicData uri="http://schemas.openxmlformats.org/drawingml/2006/picture">
+                      <pic:pic>
+                        <pic:nvPicPr>
+                          <pic:cNvPr descr="image/install_git1.png" id="25" name="Picture"/>
+                          <pic:cNvPicPr>
+                            <a:picLocks noChangeArrowheads="1" noChangeAspect="1"/>
+                          </pic:cNvPicPr>
+                        </pic:nvPicPr>
+                        <pic:blipFill>
+                          <a:blip r:embed="rId23"/>
+                          <a:stretch>
+                            <a:fillRect/>
+                          </a:stretch>
+                        </pic:blipFill>
+                        <pic:spPr bwMode="auto">
+                          <a:xfrm>
+                            <a:off x="0" y="0"/>
+                            <a:ext cx="3733800" cy="1027180"/>
+                          </a:xfrm>
+                          <a:prstGeom prst="rect">
+                            <a:avLst/>
+                          </a:prstGeom>
+                          <a:noFill/>
+                          <a:ln w="9525">
+                            <a:noFill/>
+                            <a:headEnd/>
+                            <a:tailEnd/>
+                          </a:ln>
+                        </pic:spPr>
+                      </pic:pic>
+                    </a:graphicData>
+                  </a:graphic>
+                </wp:inline>
+              </w:drawing>
+            </w:r>
           </w:p>
           <w:p>
             <w:pPr>
@@ -208,7 +250,7 @@
               <w:t xml:space="preserve">Рисунок 1: Установка git</w:t>
             </w:r>
           </w:p>
-          <w:bookmarkEnd w:id="23"/>
+          <w:bookmarkEnd w:id="26"/>
         </w:tc>
       </w:tr>
     </w:tbl>
@@ -244,12 +286,54 @@
       <w:tr>
         <w:tc>
           <w:tcPr/>
-          <w:bookmarkStart w:id="24" w:name="fig-002"/>
+          <w:bookmarkStart w:id="30" w:name="fig-002"/>
           <w:p>
             <w:pPr>
               <w:pStyle w:val="Compact"/>
               <w:jc w:val="center"/>
             </w:pPr>
+            <w:r>
+              <w:drawing>
+                <wp:inline>
+                  <wp:extent cx="3733800" cy="1823371"/>
+                  <wp:effectExtent b="0" l="0" r="0" t="0"/>
+                  <wp:docPr descr="" title="" id="28" name="Picture"/>
+                  <a:graphic>
+                    <a:graphicData uri="http://schemas.openxmlformats.org/drawingml/2006/picture">
+                      <pic:pic>
+                        <pic:nvPicPr>
+                          <pic:cNvPr descr="image/install_gh2.png" id="29" name="Picture"/>
+                          <pic:cNvPicPr>
+                            <a:picLocks noChangeArrowheads="1" noChangeAspect="1"/>
+                          </pic:cNvPicPr>
+                        </pic:nvPicPr>
+                        <pic:blipFill>
+                          <a:blip r:embed="rId27"/>
+                          <a:stretch>
+                            <a:fillRect/>
+                          </a:stretch>
+                        </pic:blipFill>
+                        <pic:spPr bwMode="auto">
+                          <a:xfrm>
+                            <a:off x="0" y="0"/>
+                            <a:ext cx="3733800" cy="1823371"/>
+                          </a:xfrm>
+                          <a:prstGeom prst="rect">
+                            <a:avLst/>
+                          </a:prstGeom>
+                          <a:noFill/>
+                          <a:ln w="9525">
+                            <a:noFill/>
+                            <a:headEnd/>
+                            <a:tailEnd/>
+                          </a:ln>
+                        </pic:spPr>
+                      </pic:pic>
+                    </a:graphicData>
+                  </a:graphic>
+                </wp:inline>
+              </w:drawing>
+            </w:r>
           </w:p>
           <w:p>
             <w:pPr>
@@ -264,12 +348,12 @@
               <w:t xml:space="preserve">Рисунок 2: Установка gh</w:t>
             </w:r>
           </w:p>
-          <w:bookmarkEnd w:id="24"/>
+          <w:bookmarkEnd w:id="30"/>
         </w:tc>
       </w:tr>
     </w:tbl>
-    <w:bookmarkEnd w:id="25"/>
-    <w:bookmarkStart w:id="30" w:name="базовая-настройка-git"/>
+    <w:bookmarkEnd w:id="31"/>
+    <w:bookmarkStart w:id="48" w:name="базовая-настройка-git"/>
     <w:p>
       <w:pPr>
         <w:pStyle w:val="Heading2"/>
@@ -310,12 +394,54 @@
       <w:tr>
         <w:tc>
           <w:tcPr/>
-          <w:bookmarkStart w:id="26" w:name="fig-003"/>
+          <w:bookmarkStart w:id="35" w:name="fig-003"/>
           <w:p>
             <w:pPr>
               <w:pStyle w:val="Compact"/>
               <w:jc w:val="center"/>
             </w:pPr>
+            <w:r>
+              <w:drawing>
+                <wp:inline>
+                  <wp:extent cx="3733800" cy="411960"/>
+                  <wp:effectExtent b="0" l="0" r="0" t="0"/>
+                  <wp:docPr descr="" title="" id="33" name="Picture"/>
+                  <a:graphic>
+                    <a:graphicData uri="http://schemas.openxmlformats.org/drawingml/2006/picture">
+                      <pic:pic>
+                        <pic:nvPicPr>
+                          <pic:cNvPr descr="image/git_config_user_email3.png" id="34" name="Picture"/>
+                          <pic:cNvPicPr>
+                            <a:picLocks noChangeArrowheads="1" noChangeAspect="1"/>
+                          </pic:cNvPicPr>
+                        </pic:nvPicPr>
+                        <pic:blipFill>
+                          <a:blip r:embed="rId32"/>
+                          <a:stretch>
+                            <a:fillRect/>
+                          </a:stretch>
+                        </pic:blipFill>
+                        <pic:spPr bwMode="auto">
+                          <a:xfrm>
+                            <a:off x="0" y="0"/>
+                            <a:ext cx="3733800" cy="411960"/>
+                          </a:xfrm>
+                          <a:prstGeom prst="rect">
+                            <a:avLst/>
+                          </a:prstGeom>
+                          <a:noFill/>
+                          <a:ln w="9525">
+                            <a:noFill/>
+                            <a:headEnd/>
+                            <a:tailEnd/>
+                          </a:ln>
+                        </pic:spPr>
+                      </pic:pic>
+                    </a:graphicData>
+                  </a:graphic>
+                </wp:inline>
+              </w:drawing>
+            </w:r>
           </w:p>
           <w:p>
             <w:pPr>
@@ -330,7 +456,7 @@
               <w:t xml:space="preserve">Рисунок 3: Настройка имени и почты владельца репозитория</w:t>
             </w:r>
           </w:p>
-          <w:bookmarkEnd w:id="26"/>
+          <w:bookmarkEnd w:id="35"/>
         </w:tc>
       </w:tr>
     </w:tbl>
@@ -366,12 +492,54 @@
       <w:tr>
         <w:tc>
           <w:tcPr/>
-          <w:bookmarkStart w:id="27" w:name="fig-004"/>
+          <w:bookmarkStart w:id="39" w:name="fig-004"/>
           <w:p>
             <w:pPr>
               <w:pStyle w:val="Compact"/>
               <w:jc w:val="center"/>
             </w:pPr>
+            <w:r>
+              <w:drawing>
+                <wp:inline>
+                  <wp:extent cx="3733800" cy="622299"/>
+                  <wp:effectExtent b="0" l="0" r="0" t="0"/>
+                  <wp:docPr descr="" title="" id="37" name="Picture"/>
+                  <a:graphic>
+                    <a:graphicData uri="http://schemas.openxmlformats.org/drawingml/2006/picture">
+                      <pic:pic>
+                        <pic:nvPicPr>
+                          <pic:cNvPr descr="image/configi5.png" id="38" name="Picture"/>
+                          <pic:cNvPicPr>
+                            <a:picLocks noChangeArrowheads="1" noChangeAspect="1"/>
+                          </pic:cNvPicPr>
+                        </pic:nvPicPr>
+                        <pic:blipFill>
+                          <a:blip r:embed="rId36"/>
+                          <a:stretch>
+                            <a:fillRect/>
+                          </a:stretch>
+                        </pic:blipFill>
+                        <pic:spPr bwMode="auto">
+                          <a:xfrm>
+                            <a:off x="0" y="0"/>
+                            <a:ext cx="3733800" cy="622299"/>
+                          </a:xfrm>
+                          <a:prstGeom prst="rect">
+                            <a:avLst/>
+                          </a:prstGeom>
+                          <a:noFill/>
+                          <a:ln w="9525">
+                            <a:noFill/>
+                            <a:headEnd/>
+                            <a:tailEnd/>
+                          </a:ln>
+                        </pic:spPr>
+                      </pic:pic>
+                    </a:graphicData>
+                  </a:graphic>
+                </wp:inline>
+              </w:drawing>
+            </w:r>
           </w:p>
           <w:p>
             <w:pPr>
@@ -386,7 +554,7 @@
               <w:t xml:space="preserve">Рисунок 4: Настройка git</w:t>
             </w:r>
           </w:p>
-          <w:bookmarkEnd w:id="27"/>
+          <w:bookmarkEnd w:id="39"/>
         </w:tc>
       </w:tr>
     </w:tbl>
@@ -422,12 +590,54 @@
       <w:tr>
         <w:tc>
           <w:tcPr/>
-          <w:bookmarkStart w:id="28" w:name="fig-005"/>
+          <w:bookmarkStart w:id="43" w:name="fig-005"/>
           <w:p>
             <w:pPr>
               <w:pStyle w:val="Compact"/>
               <w:jc w:val="center"/>
             </w:pPr>
+            <w:r>
+              <w:drawing>
+                <wp:inline>
+                  <wp:extent cx="3733800" cy="2448995"/>
+                  <wp:effectExtent b="0" l="0" r="0" t="0"/>
+                  <wp:docPr descr="" title="" id="41" name="Picture"/>
+                  <a:graphic>
+                    <a:graphicData uri="http://schemas.openxmlformats.org/drawingml/2006/picture">
+                      <pic:pic>
+                        <pic:nvPicPr>
+                          <pic:cNvPr descr="image/ssh6.png" id="42" name="Picture"/>
+                          <pic:cNvPicPr>
+                            <a:picLocks noChangeArrowheads="1" noChangeAspect="1"/>
+                          </pic:cNvPicPr>
+                        </pic:nvPicPr>
+                        <pic:blipFill>
+                          <a:blip r:embed="rId40"/>
+                          <a:stretch>
+                            <a:fillRect/>
+                          </a:stretch>
+                        </pic:blipFill>
+                        <pic:spPr bwMode="auto">
+                          <a:xfrm>
+                            <a:off x="0" y="0"/>
+                            <a:ext cx="3733800" cy="2448995"/>
+                          </a:xfrm>
+                          <a:prstGeom prst="rect">
+                            <a:avLst/>
+                          </a:prstGeom>
+                          <a:noFill/>
+                          <a:ln w="9525">
+                            <a:noFill/>
+                            <a:headEnd/>
+                            <a:tailEnd/>
+                          </a:ln>
+                        </pic:spPr>
+                      </pic:pic>
+                    </a:graphicData>
+                  </a:graphic>
+                </wp:inline>
+              </w:drawing>
+            </w:r>
           </w:p>
           <w:p>
             <w:pPr>
@@ -442,7 +652,7 @@
               <w:t xml:space="preserve">Рисунок 5: Создание ключа ssh</w:t>
             </w:r>
           </w:p>
-          <w:bookmarkEnd w:id="28"/>
+          <w:bookmarkEnd w:id="43"/>
         </w:tc>
       </w:tr>
     </w:tbl>
@@ -478,12 +688,54 @@
       <w:tr>
         <w:tc>
           <w:tcPr/>
-          <w:bookmarkStart w:id="29" w:name="fig-006"/>
+          <w:bookmarkStart w:id="47" w:name="fig-006"/>
           <w:p>
             <w:pPr>
               <w:pStyle w:val="Compact"/>
               <w:jc w:val="center"/>
             </w:pPr>
+            <w:r>
+              <w:drawing>
+                <wp:inline>
+                  <wp:extent cx="3733800" cy="2355923"/>
+                  <wp:effectExtent b="0" l="0" r="0" t="0"/>
+                  <wp:docPr descr="" title="" id="45" name="Picture"/>
+                  <a:graphic>
+                    <a:graphicData uri="http://schemas.openxmlformats.org/drawingml/2006/picture">
+                      <pic:pic>
+                        <pic:nvPicPr>
+                          <pic:cNvPr descr="image/pgp7.png" id="46" name="Picture"/>
+                          <pic:cNvPicPr>
+                            <a:picLocks noChangeArrowheads="1" noChangeAspect="1"/>
+                          </pic:cNvPicPr>
+                        </pic:nvPicPr>
+                        <pic:blipFill>
+                          <a:blip r:embed="rId44"/>
+                          <a:stretch>
+                            <a:fillRect/>
+                          </a:stretch>
+                        </pic:blipFill>
+                        <pic:spPr bwMode="auto">
+                          <a:xfrm>
+                            <a:off x="0" y="0"/>
+                            <a:ext cx="3733800" cy="2355923"/>
+                          </a:xfrm>
+                          <a:prstGeom prst="rect">
+                            <a:avLst/>
+                          </a:prstGeom>
+                          <a:noFill/>
+                          <a:ln w="9525">
+                            <a:noFill/>
+                            <a:headEnd/>
+                            <a:tailEnd/>
+                          </a:ln>
+                        </pic:spPr>
+                      </pic:pic>
+                    </a:graphicData>
+                  </a:graphic>
+                </wp:inline>
+              </w:drawing>
+            </w:r>
           </w:p>
           <w:p>
             <w:pPr>
@@ -498,12 +750,12 @@
               <w:t xml:space="preserve">Рисунок 6: Создание ключа pgp</w:t>
             </w:r>
           </w:p>
-          <w:bookmarkEnd w:id="29"/>
+          <w:bookmarkEnd w:id="47"/>
         </w:tc>
       </w:tr>
     </w:tbl>
-    <w:bookmarkEnd w:id="30"/>
-    <w:bookmarkStart w:id="34" w:name="настройка-github"/>
+    <w:bookmarkEnd w:id="48"/>
+    <w:bookmarkStart w:id="61" w:name="настройка-github"/>
     <w:p>
       <w:pPr>
         <w:pStyle w:val="Heading2"/>
@@ -544,12 +796,54 @@
       <w:tr>
         <w:tc>
           <w:tcPr/>
-          <w:bookmarkStart w:id="31" w:name="fig-007"/>
+          <w:bookmarkStart w:id="52" w:name="fig-007"/>
           <w:p>
             <w:pPr>
               <w:pStyle w:val="Compact"/>
               <w:jc w:val="center"/>
             </w:pPr>
+            <w:r>
+              <w:drawing>
+                <wp:inline>
+                  <wp:extent cx="3733800" cy="1096107"/>
+                  <wp:effectExtent b="0" l="0" r="0" t="0"/>
+                  <wp:docPr descr="" title="" id="50" name="Picture"/>
+                  <a:graphic>
+                    <a:graphicData uri="http://schemas.openxmlformats.org/drawingml/2006/picture">
+                      <pic:pic>
+                        <pic:nvPicPr>
+                          <pic:cNvPr descr="image/gpg_list8.png" id="51" name="Picture"/>
+                          <pic:cNvPicPr>
+                            <a:picLocks noChangeArrowheads="1" noChangeAspect="1"/>
+                          </pic:cNvPicPr>
+                        </pic:nvPicPr>
+                        <pic:blipFill>
+                          <a:blip r:embed="rId49"/>
+                          <a:stretch>
+                            <a:fillRect/>
+                          </a:stretch>
+                        </pic:blipFill>
+                        <pic:spPr bwMode="auto">
+                          <a:xfrm>
+                            <a:off x="0" y="0"/>
+                            <a:ext cx="3733800" cy="1096107"/>
+                          </a:xfrm>
+                          <a:prstGeom prst="rect">
+                            <a:avLst/>
+                          </a:prstGeom>
+                          <a:noFill/>
+                          <a:ln w="9525">
+                            <a:noFill/>
+                            <a:headEnd/>
+                            <a:tailEnd/>
+                          </a:ln>
+                        </pic:spPr>
+                      </pic:pic>
+                    </a:graphicData>
+                  </a:graphic>
+                </wp:inline>
+              </w:drawing>
+            </w:r>
           </w:p>
           <w:p>
             <w:pPr>
@@ -564,7 +858,7 @@
               <w:t xml:space="preserve">Рисунок 7: Добавление ключа pgp</w:t>
             </w:r>
           </w:p>
-          <w:bookmarkEnd w:id="31"/>
+          <w:bookmarkEnd w:id="52"/>
         </w:tc>
       </w:tr>
     </w:tbl>
@@ -600,12 +894,54 @@
       <w:tr>
         <w:tc>
           <w:tcPr/>
-          <w:bookmarkStart w:id="32" w:name="fig-008"/>
+          <w:bookmarkStart w:id="56" w:name="fig-008"/>
           <w:p>
             <w:pPr>
               <w:pStyle w:val="Compact"/>
               <w:jc w:val="center"/>
             </w:pPr>
+            <w:r>
+              <w:drawing>
+                <wp:inline>
+                  <wp:extent cx="3733800" cy="1280321"/>
+                  <wp:effectExtent b="0" l="0" r="0" t="0"/>
+                  <wp:docPr descr="" title="" id="54" name="Picture"/>
+                  <a:graphic>
+                    <a:graphicData uri="http://schemas.openxmlformats.org/drawingml/2006/picture">
+                      <pic:pic>
+                        <pic:nvPicPr>
+                          <pic:cNvPr descr="image/gpg_armore.png" id="55" name="Picture"/>
+                          <pic:cNvPicPr>
+                            <a:picLocks noChangeArrowheads="1" noChangeAspect="1"/>
+                          </pic:cNvPicPr>
+                        </pic:nvPicPr>
+                        <pic:blipFill>
+                          <a:blip r:embed="rId53"/>
+                          <a:stretch>
+                            <a:fillRect/>
+                          </a:stretch>
+                        </pic:blipFill>
+                        <pic:spPr bwMode="auto">
+                          <a:xfrm>
+                            <a:off x="0" y="0"/>
+                            <a:ext cx="3733800" cy="1280321"/>
+                          </a:xfrm>
+                          <a:prstGeom prst="rect">
+                            <a:avLst/>
+                          </a:prstGeom>
+                          <a:noFill/>
+                          <a:ln w="9525">
+                            <a:noFill/>
+                            <a:headEnd/>
+                            <a:tailEnd/>
+                          </a:ln>
+                        </pic:spPr>
+                      </pic:pic>
+                    </a:graphicData>
+                  </a:graphic>
+                </wp:inline>
+              </w:drawing>
+            </w:r>
           </w:p>
           <w:p>
             <w:pPr>
@@ -620,7 +956,7 @@
               <w:t xml:space="preserve">Рисунок 8: Копирование ключа pgp</w:t>
             </w:r>
           </w:p>
-          <w:bookmarkEnd w:id="32"/>
+          <w:bookmarkEnd w:id="56"/>
         </w:tc>
       </w:tr>
     </w:tbl>
@@ -646,17 +982,56 @@
       <w:pPr>
         <w:pStyle w:val="BodyText"/>
       </w:pPr>
-      <w:bookmarkStart w:id="33" w:name="fig-009"/>
-      <w:r>
-        <w:t xml:space="preserve">Настройка ключа pgp в github</w:t>
-      </w:r>
-      <w:bookmarkEnd w:id="33"/>
+      <w:bookmarkStart w:id="60" w:name="fig-009"/>
+      <w:r>
+        <w:drawing>
+          <wp:inline>
+            <wp:extent cx="3733800" cy="2040157"/>
+            <wp:effectExtent b="0" l="0" r="0" t="0"/>
+            <wp:docPr descr="Настройка ключа pgp в github" title="" id="58" name="Picture"/>
+            <a:graphic>
+              <a:graphicData uri="http://schemas.openxmlformats.org/drawingml/2006/picture">
+                <pic:pic>
+                  <pic:nvPicPr>
+                    <pic:cNvPr descr="image/add.png" id="59" name="Picture"/>
+                    <pic:cNvPicPr>
+                      <a:picLocks noChangeArrowheads="1" noChangeAspect="1"/>
+                    </pic:cNvPicPr>
+                  </pic:nvPicPr>
+                  <pic:blipFill>
+                    <a:blip r:embed="rId57"/>
+                    <a:stretch>
+                      <a:fillRect/>
+                    </a:stretch>
+                  </pic:blipFill>
+                  <pic:spPr bwMode="auto">
+                    <a:xfrm>
+                      <a:off x="0" y="0"/>
+                      <a:ext cx="3733800" cy="2040157"/>
+                    </a:xfrm>
+                    <a:prstGeom prst="rect">
+                      <a:avLst/>
+                    </a:prstGeom>
+                    <a:noFill/>
+                    <a:ln w="9525">
+                      <a:noFill/>
+                      <a:headEnd/>
+                      <a:tailEnd/>
+                    </a:ln>
+                  </pic:spPr>
+                </pic:pic>
+              </a:graphicData>
+            </a:graphic>
+          </wp:inline>
+        </w:drawing>
+      </w:r>
+      <w:bookmarkEnd w:id="60"/>
       <w:r>
         <w:t xml:space="preserve">.</w:t>
       </w:r>
     </w:p>
-    <w:bookmarkEnd w:id="34"/>
-    <w:bookmarkStart w:id="36" w:name="X69e72f92ce02f889584ae1182e2710a24ff177c"/>
+    <w:bookmarkEnd w:id="61"/>
+    <w:bookmarkStart w:id="66" w:name="X69e72f92ce02f889584ae1182e2710a24ff177c"/>
     <w:p>
       <w:pPr>
         <w:pStyle w:val="Heading2"/>
@@ -697,12 +1072,54 @@
       <w:tr>
         <w:tc>
           <w:tcPr/>
-          <w:bookmarkStart w:id="35" w:name="fig-010"/>
+          <w:bookmarkStart w:id="65" w:name="fig-010"/>
           <w:p>
             <w:pPr>
               <w:pStyle w:val="Compact"/>
               <w:jc w:val="center"/>
             </w:pPr>
+            <w:r>
+              <w:drawing>
+                <wp:inline>
+                  <wp:extent cx="3733800" cy="444384"/>
+                  <wp:effectExtent b="0" l="0" r="0" t="0"/>
+                  <wp:docPr descr="" title="" id="63" name="Picture"/>
+                  <a:graphic>
+                    <a:graphicData uri="http://schemas.openxmlformats.org/drawingml/2006/picture">
+                      <pic:pic>
+                        <pic:nvPicPr>
+                          <pic:cNvPr descr="image/git_configi.png" id="64" name="Picture"/>
+                          <pic:cNvPicPr>
+                            <a:picLocks noChangeArrowheads="1" noChangeAspect="1"/>
+                          </pic:cNvPicPr>
+                        </pic:nvPicPr>
+                        <pic:blipFill>
+                          <a:blip r:embed="rId62"/>
+                          <a:stretch>
+                            <a:fillRect/>
+                          </a:stretch>
+                        </pic:blipFill>
+                        <pic:spPr bwMode="auto">
+                          <a:xfrm>
+                            <a:off x="0" y="0"/>
+                            <a:ext cx="3733800" cy="444384"/>
+                          </a:xfrm>
+                          <a:prstGeom prst="rect">
+                            <a:avLst/>
+                          </a:prstGeom>
+                          <a:noFill/>
+                          <a:ln w="9525">
+                            <a:noFill/>
+                            <a:headEnd/>
+                            <a:tailEnd/>
+                          </a:ln>
+                        </pic:spPr>
+                      </pic:pic>
+                    </a:graphicData>
+                  </a:graphic>
+                </wp:inline>
+              </w:drawing>
+            </w:r>
           </w:p>
           <w:p>
             <w:pPr>
@@ -717,12 +1134,12 @@
               <w:t xml:space="preserve">Рисунок 9: Настраиваю автоматическую подпись коммитов</w:t>
             </w:r>
           </w:p>
-          <w:bookmarkEnd w:id="35"/>
+          <w:bookmarkEnd w:id="65"/>
         </w:tc>
       </w:tr>
     </w:tbl>
-    <w:bookmarkEnd w:id="36"/>
-    <w:bookmarkStart w:id="38" w:name="настройка-gh"/>
+    <w:bookmarkEnd w:id="66"/>
+    <w:bookmarkStart w:id="71" w:name="настройка-gh"/>
     <w:p>
       <w:pPr>
         <w:pStyle w:val="Heading2"/>
@@ -763,12 +1180,54 @@
       <w:tr>
         <w:tc>
           <w:tcPr/>
-          <w:bookmarkStart w:id="37" w:name="fig-011"/>
+          <w:bookmarkStart w:id="70" w:name="fig-011"/>
           <w:p>
             <w:pPr>
               <w:pStyle w:val="Compact"/>
               <w:jc w:val="center"/>
             </w:pPr>
+            <w:r>
+              <w:drawing>
+                <wp:inline>
+                  <wp:extent cx="3733800" cy="1311674"/>
+                  <wp:effectExtent b="0" l="0" r="0" t="0"/>
+                  <wp:docPr descr="" title="" id="68" name="Picture"/>
+                  <a:graphic>
+                    <a:graphicData uri="http://schemas.openxmlformats.org/drawingml/2006/picture">
+                      <pic:pic>
+                        <pic:nvPicPr>
+                          <pic:cNvPr descr="image/auth_login.png" id="69" name="Picture"/>
+                          <pic:cNvPicPr>
+                            <a:picLocks noChangeArrowheads="1" noChangeAspect="1"/>
+                          </pic:cNvPicPr>
+                        </pic:nvPicPr>
+                        <pic:blipFill>
+                          <a:blip r:embed="rId67"/>
+                          <a:stretch>
+                            <a:fillRect/>
+                          </a:stretch>
+                        </pic:blipFill>
+                        <pic:spPr bwMode="auto">
+                          <a:xfrm>
+                            <a:off x="0" y="0"/>
+                            <a:ext cx="3733800" cy="1311674"/>
+                          </a:xfrm>
+                          <a:prstGeom prst="rect">
+                            <a:avLst/>
+                          </a:prstGeom>
+                          <a:noFill/>
+                          <a:ln w="9525">
+                            <a:noFill/>
+                            <a:headEnd/>
+                            <a:tailEnd/>
+                          </a:ln>
+                        </pic:spPr>
+                      </pic:pic>
+                    </a:graphicData>
+                  </a:graphic>
+                </wp:inline>
+              </w:drawing>
+            </w:r>
           </w:p>
           <w:p>
             <w:pPr>
@@ -783,12 +1242,12 @@
               <w:t xml:space="preserve">Рисунок 10: Авторизация</w:t>
             </w:r>
           </w:p>
-          <w:bookmarkEnd w:id="37"/>
+          <w:bookmarkEnd w:id="70"/>
         </w:tc>
       </w:tr>
     </w:tbl>
-    <w:bookmarkEnd w:id="38"/>
-    <w:bookmarkStart w:id="41" w:name="шаблон-для-рабочего-пространства"/>
+    <w:bookmarkEnd w:id="71"/>
+    <w:bookmarkStart w:id="80" w:name="шаблон-для-рабочего-пространства"/>
     <w:p>
       <w:pPr>
         <w:pStyle w:val="Heading2"/>
@@ -840,12 +1299,54 @@
       <w:tr>
         <w:tc>
           <w:tcPr/>
-          <w:bookmarkStart w:id="39" w:name="fig-012"/>
+          <w:bookmarkStart w:id="75" w:name="fig-012"/>
           <w:p>
             <w:pPr>
               <w:pStyle w:val="Compact"/>
               <w:jc w:val="center"/>
             </w:pPr>
+            <w:r>
+              <w:drawing>
+                <wp:inline>
+                  <wp:extent cx="3733800" cy="162946"/>
+                  <wp:effectExtent b="0" l="0" r="0" t="0"/>
+                  <wp:docPr descr="" title="" id="73" name="Picture"/>
+                  <a:graphic>
+                    <a:graphicData uri="http://schemas.openxmlformats.org/drawingml/2006/picture">
+                      <pic:pic>
+                        <pic:nvPicPr>
+                          <pic:cNvPr descr="image/mkdir.png" id="74" name="Picture"/>
+                          <pic:cNvPicPr>
+                            <a:picLocks noChangeArrowheads="1" noChangeAspect="1"/>
+                          </pic:cNvPicPr>
+                        </pic:nvPicPr>
+                        <pic:blipFill>
+                          <a:blip r:embed="rId72"/>
+                          <a:stretch>
+                            <a:fillRect/>
+                          </a:stretch>
+                        </pic:blipFill>
+                        <pic:spPr bwMode="auto">
+                          <a:xfrm>
+                            <a:off x="0" y="0"/>
+                            <a:ext cx="3733800" cy="162946"/>
+                          </a:xfrm>
+                          <a:prstGeom prst="rect">
+                            <a:avLst/>
+                          </a:prstGeom>
+                          <a:noFill/>
+                          <a:ln w="9525">
+                            <a:noFill/>
+                            <a:headEnd/>
+                            <a:tailEnd/>
+                          </a:ln>
+                        </pic:spPr>
+                      </pic:pic>
+                    </a:graphicData>
+                  </a:graphic>
+                </wp:inline>
+              </w:drawing>
+            </w:r>
           </w:p>
           <w:p>
             <w:pPr>
@@ -860,7 +1361,7 @@
               <w:t xml:space="preserve">Рисунок 11: Создание директории</w:t>
             </w:r>
           </w:p>
-          <w:bookmarkEnd w:id="39"/>
+          <w:bookmarkEnd w:id="75"/>
         </w:tc>
       </w:tr>
     </w:tbl>
@@ -885,12 +1386,54 @@
       <w:tr>
         <w:tc>
           <w:tcPr/>
-          <w:bookmarkStart w:id="40" w:name="fig-013"/>
+          <w:bookmarkStart w:id="79" w:name="fig-013"/>
           <w:p>
             <w:pPr>
               <w:pStyle w:val="Compact"/>
               <w:jc w:val="center"/>
             </w:pPr>
+            <w:r>
+              <w:drawing>
+                <wp:inline>
+                  <wp:extent cx="3733800" cy="1149431"/>
+                  <wp:effectExtent b="0" l="0" r="0" t="0"/>
+                  <wp:docPr descr="" title="" id="77" name="Picture"/>
+                  <a:graphic>
+                    <a:graphicData uri="http://schemas.openxmlformats.org/drawingml/2006/picture">
+                      <pic:pic>
+                        <pic:nvPicPr>
+                          <pic:cNvPr descr="image/createclone.png" id="78" name="Picture"/>
+                          <pic:cNvPicPr>
+                            <a:picLocks noChangeArrowheads="1" noChangeAspect="1"/>
+                          </pic:cNvPicPr>
+                        </pic:nvPicPr>
+                        <pic:blipFill>
+                          <a:blip r:embed="rId76"/>
+                          <a:stretch>
+                            <a:fillRect/>
+                          </a:stretch>
+                        </pic:blipFill>
+                        <pic:spPr bwMode="auto">
+                          <a:xfrm>
+                            <a:off x="0" y="0"/>
+                            <a:ext cx="3733800" cy="1149431"/>
+                          </a:xfrm>
+                          <a:prstGeom prst="rect">
+                            <a:avLst/>
+                          </a:prstGeom>
+                          <a:noFill/>
+                          <a:ln w="9525">
+                            <a:noFill/>
+                            <a:headEnd/>
+                            <a:tailEnd/>
+                          </a:ln>
+                        </pic:spPr>
+                      </pic:pic>
+                    </a:graphicData>
+                  </a:graphic>
+                </wp:inline>
+              </w:drawing>
+            </w:r>
           </w:p>
           <w:p>
             <w:pPr>
@@ -905,12 +1448,12 @@
               <w:t xml:space="preserve">Рисунок 12: Создание репозиторя и его клонирование</w:t>
             </w:r>
           </w:p>
-          <w:bookmarkEnd w:id="40"/>
+          <w:bookmarkEnd w:id="79"/>
         </w:tc>
       </w:tr>
     </w:tbl>
-    <w:bookmarkEnd w:id="41"/>
-    <w:bookmarkStart w:id="46" w:name="настройка-каталога-курса"/>
+    <w:bookmarkEnd w:id="80"/>
+    <w:bookmarkStart w:id="97" w:name="настройка-каталога-курса"/>
     <w:p>
       <w:pPr>
         <w:pStyle w:val="Heading2"/>
@@ -926,226 +1469,248 @@
       <w:r>
         <w:t xml:space="preserve">Перехожу в каталог курса, удаляю лишние файлы (</w:t>
       </w:r>
-      <w:hyperlink w:anchor="fig-014">
-        <w:r>
-          <w:rPr>
-            <w:rStyle w:val="Hyperlink"/>
-          </w:rPr>
-          <w:t xml:space="preserve">рис. 13</w:t>
-        </w:r>
-      </w:hyperlink>
+      <w:r>
+        <w:rPr>
+          <w:b/>
+          <w:bCs/>
+        </w:rPr>
+        <w:t xml:space="preserve">?@fig-014</w:t>
+      </w:r>
       <w:r>
         <w:t xml:space="preserve">), создаю необходимые каталоги (</w:t>
       </w:r>
-      <w:hyperlink w:anchor="fig-015">
-        <w:r>
-          <w:rPr>
-            <w:rStyle w:val="Hyperlink"/>
-          </w:rPr>
-          <w:t xml:space="preserve">рис. 14</w:t>
-        </w:r>
-      </w:hyperlink>
+      <w:r>
+        <w:rPr>
+          <w:b/>
+          <w:bCs/>
+        </w:rPr>
+        <w:t xml:space="preserve">?@fig-015</w:t>
+      </w:r>
       <w:r>
         <w:t xml:space="preserve">)</w:t>
       </w:r>
     </w:p>
-    <w:tbl>
-      <w:tblPr>
-        <w:tblStyle w:val="Table"/>
-        <w:tblW w:type="pct" w:w="5000"/>
-        <w:tblLayout w:type="fixed"/>
-        <w:tblLook w:firstRow="0" w:lastRow="0" w:firstColumn="0" w:lastColumn="0" w:noHBand="0" w:noVBand="0" w:val="0000"/>
-      </w:tblPr>
-      <w:tblGrid>
-        <w:gridCol w:w="7920"/>
-      </w:tblGrid>
-      <w:tr>
-        <w:tc>
-          <w:tcPr/>
-          <w:bookmarkStart w:id="42" w:name="fig-014"/>
-          <w:p>
-            <w:pPr>
-              <w:pStyle w:val="Compact"/>
-              <w:jc w:val="center"/>
-            </w:pPr>
-          </w:p>
-          <w:p>
-            <w:pPr>
-              <w:jc w:val="center"/>
-            </w:pPr>
-            <w:pPr>
-              <w:jc w:val="left"/>
-              <w:spacing w:before="200"/>
-              <w:pStyle w:val="ImageCaption"/>
-            </w:pPr>
-            <w:r>
-              <w:t xml:space="preserve">Рисунок 13: Удаление лишних файлов</w:t>
-            </w:r>
-          </w:p>
-          <w:bookmarkEnd w:id="42"/>
-        </w:tc>
-      </w:tr>
-    </w:tbl>
     <w:p>
       <w:pPr>
         <w:pStyle w:val="BodyText"/>
       </w:pPr>
+      <w:bookmarkStart w:id="84" w:name="fig-014"/>
+      <w:r>
+        <w:drawing>
+          <wp:inline>
+            <wp:extent cx="3733800" cy="765029"/>
+            <wp:effectExtent b="0" l="0" r="0" t="0"/>
+            <wp:docPr descr="Удаление лишних файлов" title="" id="82" name="Picture"/>
+            <a:graphic>
+              <a:graphicData uri="http://schemas.openxmlformats.org/drawingml/2006/picture">
+                <pic:pic>
+                  <pic:nvPicPr>
+                    <pic:cNvPr descr="image/cdlsrmls.png" id="83" name="Picture"/>
+                    <pic:cNvPicPr>
+                      <a:picLocks noChangeArrowheads="1" noChangeAspect="1"/>
+                    </pic:cNvPicPr>
+                  </pic:nvPicPr>
+                  <pic:blipFill>
+                    <a:blip r:embed="rId81"/>
+                    <a:stretch>
+                      <a:fillRect/>
+                    </a:stretch>
+                  </pic:blipFill>
+                  <pic:spPr bwMode="auto">
+                    <a:xfrm>
+                      <a:off x="0" y="0"/>
+                      <a:ext cx="3733800" cy="765029"/>
+                    </a:xfrm>
+                    <a:prstGeom prst="rect">
+                      <a:avLst/>
+                    </a:prstGeom>
+                    <a:noFill/>
+                    <a:ln w="9525">
+                      <a:noFill/>
+                      <a:headEnd/>
+                      <a:tailEnd/>
+                    </a:ln>
+                  </pic:spPr>
+                </pic:pic>
+              </a:graphicData>
+            </a:graphic>
+          </wp:inline>
+        </w:drawing>
+      </w:r>
+      <w:bookmarkEnd w:id="84"/>
       <w:r>
         <w:t xml:space="preserve"> </w:t>
       </w:r>
-    </w:p>
-    <w:tbl>
-      <w:tblPr>
-        <w:tblStyle w:val="Table"/>
-        <w:tblW w:type="pct" w:w="5000"/>
-        <w:tblLayout w:type="fixed"/>
-        <w:tblLook w:firstRow="0" w:lastRow="0" w:firstColumn="0" w:lastColumn="0" w:noHBand="0" w:noVBand="0" w:val="0000"/>
-      </w:tblPr>
-      <w:tblGrid>
-        <w:gridCol w:w="7920"/>
-      </w:tblGrid>
-      <w:tr>
-        <w:tc>
-          <w:tcPr/>
-          <w:bookmarkStart w:id="43" w:name="fig-015"/>
-          <w:p>
-            <w:pPr>
-              <w:pStyle w:val="Compact"/>
-              <w:jc w:val="center"/>
-            </w:pPr>
-          </w:p>
-          <w:p>
-            <w:pPr>
-              <w:jc w:val="center"/>
-            </w:pPr>
-            <w:pPr>
-              <w:jc w:val="left"/>
-              <w:spacing w:before="200"/>
-              <w:pStyle w:val="ImageCaption"/>
-            </w:pPr>
-            <w:r>
-              <w:t xml:space="preserve">Рисунок 14: Создание необходимых каталогов</w:t>
-            </w:r>
-          </w:p>
-          <w:bookmarkEnd w:id="43"/>
-        </w:tc>
-      </w:tr>
-    </w:tbl>
+      <w:bookmarkStart w:id="88" w:name="fig-015"/>
+      <w:r>
+        <w:drawing>
+          <wp:inline>
+            <wp:extent cx="3733800" cy="1143988"/>
+            <wp:effectExtent b="0" l="0" r="0" t="0"/>
+            <wp:docPr descr="Создание необходимых каталогов" title="" id="86" name="Picture"/>
+            <a:graphic>
+              <a:graphicData uri="http://schemas.openxmlformats.org/drawingml/2006/picture">
+                <pic:pic>
+                  <pic:nvPicPr>
+                    <pic:cNvPr descr="image/echomake.png" id="87" name="Picture"/>
+                    <pic:cNvPicPr>
+                      <a:picLocks noChangeArrowheads="1" noChangeAspect="1"/>
+                    </pic:cNvPicPr>
+                  </pic:nvPicPr>
+                  <pic:blipFill>
+                    <a:blip r:embed="rId85"/>
+                    <a:stretch>
+                      <a:fillRect/>
+                    </a:stretch>
+                  </pic:blipFill>
+                  <pic:spPr bwMode="auto">
+                    <a:xfrm>
+                      <a:off x="0" y="0"/>
+                      <a:ext cx="3733800" cy="1143988"/>
+                    </a:xfrm>
+                    <a:prstGeom prst="rect">
+                      <a:avLst/>
+                    </a:prstGeom>
+                    <a:noFill/>
+                    <a:ln w="9525">
+                      <a:noFill/>
+                      <a:headEnd/>
+                      <a:tailEnd/>
+                    </a:ln>
+                  </pic:spPr>
+                </pic:pic>
+              </a:graphicData>
+            </a:graphic>
+          </wp:inline>
+        </w:drawing>
+      </w:r>
+      <w:bookmarkEnd w:id="88"/>
+      <w:r>
+        <w:t xml:space="preserve"> </w:t>
+      </w:r>
+      <w:r>
+        <w:t xml:space="preserve">Отправляю файлы на сервер (</w:t>
+      </w:r>
+      <w:r>
+        <w:rPr>
+          <w:b/>
+          <w:bCs/>
+        </w:rPr>
+        <w:t xml:space="preserve">?@fig-016</w:t>
+      </w:r>
+      <w:r>
+        <w:t xml:space="preserve">), (</w:t>
+      </w:r>
+      <w:r>
+        <w:rPr>
+          <w:b/>
+          <w:bCs/>
+        </w:rPr>
+        <w:t xml:space="preserve">?@fig-017</w:t>
+      </w:r>
+      <w:r>
+        <w:t xml:space="preserve">).</w:t>
+      </w:r>
+    </w:p>
     <w:p>
       <w:pPr>
         <w:pStyle w:val="BodyText"/>
       </w:pPr>
-      <w:r>
-        <w:t xml:space="preserve">Отправляю файлы на сервер (</w:t>
-      </w:r>
-      <w:hyperlink w:anchor="fig-016">
-        <w:r>
-          <w:rPr>
-            <w:rStyle w:val="Hyperlink"/>
-          </w:rPr>
-          <w:t xml:space="preserve">рис. 15</w:t>
-        </w:r>
-      </w:hyperlink>
-      <w:r>
-        <w:t xml:space="preserve">), (</w:t>
-      </w:r>
-      <w:hyperlink w:anchor="fig-017">
-        <w:r>
-          <w:rPr>
-            <w:rStyle w:val="Hyperlink"/>
-          </w:rPr>
-          <w:t xml:space="preserve">рис. 16</w:t>
-        </w:r>
-      </w:hyperlink>
-      <w:r>
-        <w:t xml:space="preserve">).</w:t>
-      </w:r>
-    </w:p>
-    <w:tbl>
-      <w:tblPr>
-        <w:tblStyle w:val="Table"/>
-        <w:tblW w:type="pct" w:w="5000"/>
-        <w:tblLayout w:type="fixed"/>
-        <w:tblLook w:firstRow="0" w:lastRow="0" w:firstColumn="0" w:lastColumn="0" w:noHBand="0" w:noVBand="0" w:val="0000"/>
-      </w:tblPr>
-      <w:tblGrid>
-        <w:gridCol w:w="7920"/>
-      </w:tblGrid>
-      <w:tr>
-        <w:tc>
-          <w:tcPr/>
-          <w:bookmarkStart w:id="44" w:name="fig-016"/>
-          <w:p>
-            <w:pPr>
-              <w:pStyle w:val="Compact"/>
-              <w:jc w:val="center"/>
-            </w:pPr>
-          </w:p>
-          <w:p>
-            <w:pPr>
-              <w:jc w:val="center"/>
-            </w:pPr>
-            <w:pPr>
-              <w:jc w:val="left"/>
-              <w:spacing w:before="200"/>
-              <w:pStyle w:val="ImageCaption"/>
-            </w:pPr>
-            <w:r>
-              <w:t xml:space="preserve">Рисунок 15: Выполнение git add и git commit</w:t>
-            </w:r>
-          </w:p>
-          <w:bookmarkEnd w:id="44"/>
-        </w:tc>
-      </w:tr>
-    </w:tbl>
-    <w:p>
-      <w:pPr>
-        <w:pStyle w:val="BodyText"/>
-      </w:pPr>
+      <w:bookmarkStart w:id="92" w:name="fig-016"/>
+      <w:r>
+        <w:drawing>
+          <wp:inline>
+            <wp:extent cx="3733800" cy="2316644"/>
+            <wp:effectExtent b="0" l="0" r="0" t="0"/>
+            <wp:docPr descr="Выполнение git add и git commit" title="" id="90" name="Picture"/>
+            <a:graphic>
+              <a:graphicData uri="http://schemas.openxmlformats.org/drawingml/2006/picture">
+                <pic:pic>
+                  <pic:nvPicPr>
+                    <pic:cNvPr descr="image/addcommit.png" id="91" name="Picture"/>
+                    <pic:cNvPicPr>
+                      <a:picLocks noChangeArrowheads="1" noChangeAspect="1"/>
+                    </pic:cNvPicPr>
+                  </pic:nvPicPr>
+                  <pic:blipFill>
+                    <a:blip r:embed="rId89"/>
+                    <a:stretch>
+                      <a:fillRect/>
+                    </a:stretch>
+                  </pic:blipFill>
+                  <pic:spPr bwMode="auto">
+                    <a:xfrm>
+                      <a:off x="0" y="0"/>
+                      <a:ext cx="3733800" cy="2316644"/>
+                    </a:xfrm>
+                    <a:prstGeom prst="rect">
+                      <a:avLst/>
+                    </a:prstGeom>
+                    <a:noFill/>
+                    <a:ln w="9525">
+                      <a:noFill/>
+                      <a:headEnd/>
+                      <a:tailEnd/>
+                    </a:ln>
+                  </pic:spPr>
+                </pic:pic>
+              </a:graphicData>
+            </a:graphic>
+          </wp:inline>
+        </w:drawing>
+      </w:r>
+      <w:bookmarkEnd w:id="92"/>
       <w:r>
         <w:t xml:space="preserve"> </w:t>
       </w:r>
-    </w:p>
-    <w:tbl>
-      <w:tblPr>
-        <w:tblStyle w:val="Table"/>
-        <w:tblW w:type="pct" w:w="5000"/>
-        <w:tblLayout w:type="fixed"/>
-        <w:tblLook w:firstRow="0" w:lastRow="0" w:firstColumn="0" w:lastColumn="0" w:noHBand="0" w:noVBand="0" w:val="0000"/>
-      </w:tblPr>
-      <w:tblGrid>
-        <w:gridCol w:w="7920"/>
-      </w:tblGrid>
-      <w:tr>
-        <w:tc>
-          <w:tcPr/>
-          <w:bookmarkStart w:id="45" w:name="fig-017"/>
-          <w:p>
-            <w:pPr>
-              <w:pStyle w:val="Compact"/>
-              <w:jc w:val="center"/>
-            </w:pPr>
-          </w:p>
-          <w:p>
-            <w:pPr>
-              <w:jc w:val="center"/>
-            </w:pPr>
-            <w:pPr>
-              <w:jc w:val="left"/>
-              <w:spacing w:before="200"/>
-              <w:pStyle w:val="ImageCaption"/>
-            </w:pPr>
-            <w:r>
-              <w:t xml:space="preserve">Рисунок 16: Выполнение git push</w:t>
-            </w:r>
-          </w:p>
-          <w:bookmarkEnd w:id="45"/>
-        </w:tc>
-      </w:tr>
-    </w:tbl>
-    <w:bookmarkEnd w:id="46"/>
-    <w:bookmarkEnd w:id="47"/>
-    <w:bookmarkStart w:id="48" w:name="выводы"/>
+      <w:bookmarkStart w:id="96" w:name="fig-017"/>
+      <w:r>
+        <w:drawing>
+          <wp:inline>
+            <wp:extent cx="3733800" cy="1099444"/>
+            <wp:effectExtent b="0" l="0" r="0" t="0"/>
+            <wp:docPr descr="Выполнение git push" title="" id="94" name="Picture"/>
+            <a:graphic>
+              <a:graphicData uri="http://schemas.openxmlformats.org/drawingml/2006/picture">
+                <pic:pic>
+                  <pic:nvPicPr>
+                    <pic:cNvPr descr="image/git_push.png" id="95" name="Picture"/>
+                    <pic:cNvPicPr>
+                      <a:picLocks noChangeArrowheads="1" noChangeAspect="1"/>
+                    </pic:cNvPicPr>
+                  </pic:nvPicPr>
+                  <pic:blipFill>
+                    <a:blip r:embed="rId93"/>
+                    <a:stretch>
+                      <a:fillRect/>
+                    </a:stretch>
+                  </pic:blipFill>
+                  <pic:spPr bwMode="auto">
+                    <a:xfrm>
+                      <a:off x="0" y="0"/>
+                      <a:ext cx="3733800" cy="1099444"/>
+                    </a:xfrm>
+                    <a:prstGeom prst="rect">
+                      <a:avLst/>
+                    </a:prstGeom>
+                    <a:noFill/>
+                    <a:ln w="9525">
+                      <a:noFill/>
+                      <a:headEnd/>
+                      <a:tailEnd/>
+                    </a:ln>
+                  </pic:spPr>
+                </pic:pic>
+              </a:graphicData>
+            </a:graphic>
+          </wp:inline>
+        </w:drawing>
+      </w:r>
+      <w:bookmarkEnd w:id="96"/>
+    </w:p>
+    <w:bookmarkEnd w:id="97"/>
+    <w:bookmarkEnd w:id="98"/>
+    <w:bookmarkStart w:id="99" w:name="выводы"/>
     <w:p>
       <w:pPr>
         <w:pStyle w:val="Heading1"/>
@@ -1162,8 +1727,8 @@
         <w:t xml:space="preserve">Была изучена идеология и применение средств контроля версий.Приобретены навыки работы с git.</w:t>
       </w:r>
     </w:p>
-    <w:bookmarkEnd w:id="48"/>
-    <w:bookmarkStart w:id="49" w:name="контрольные-вопросы"/>
+    <w:bookmarkEnd w:id="99"/>
+    <w:bookmarkStart w:id="100" w:name="контрольные-вопросы"/>
     <w:p>
       <w:pPr>
         <w:pStyle w:val="Heading1"/>
@@ -1363,8 +1928,8 @@
         <w:t xml:space="preserve">Для игнорирования файлов используется файл .gitignore, в котором перечисляются шаблоны имён файлов и папок, не подлежащих версионированию. Игнорируют временные файлы редакторов, скомпилированные бинарные файлы, конфиденциальные данные и папки с зависимостями. Это позволяет держать репозиторий чистым и лёгким, содержащим только исходный код и документацию.</w:t>
       </w:r>
     </w:p>
-    <w:bookmarkEnd w:id="49"/>
-    <w:bookmarkStart w:id="51" w:name="список-литературы"/>
+    <w:bookmarkEnd w:id="100"/>
+    <w:bookmarkStart w:id="102" w:name="список-литературы"/>
     <w:p>
       <w:pPr>
         <w:pStyle w:val="Heading1"/>
@@ -1373,9 +1938,9 @@
         <w:t xml:space="preserve">Список литературы</w:t>
       </w:r>
     </w:p>
-    <w:bookmarkStart w:id="50" w:name="refs"/>
-    <w:bookmarkEnd w:id="50"/>
-    <w:bookmarkEnd w:id="51"/>
+    <w:bookmarkStart w:id="101" w:name="refs"/>
+    <w:bookmarkEnd w:id="101"/>
+    <w:bookmarkEnd w:id="102"/>
     <w:sectPr>
       <w:footnotePr>
         <w:numRestart w:val="eachSect"/>
